--- a/docs/agreements/EJWRH_ProfessionalServices_Agreement_v4.1_FINAL_FOR_EXECUTION.docx
+++ b/docs/agreements/EJWRH_ProfessionalServices_Agreement_v4.1_FINAL_FOR_EXECUTION.docx
@@ -154,7 +154,7 @@
         <w:t xml:space="preserve">CONTRACTED RECOVERY PROGRAM &amp; TECHNICAL SERVICES PROVIDER</w:t>
       </w:r>
       <w:r>
-        <w:t xml:space="preserve"> Grace For Addictions, a 501(c)(3) Recovery Community Organization President: Dave Stout · GFA Office: 515-220-8771 Residents Warmline: 515-310-DIAL (3425) / Toll Free +1 (877) 295-2535 Hereinafter: </w:t>
+        <w:t xml:space="preserve"> Grace For Addictions, a 501(c)(3) Recovery Community Organization Authorized Representative: Thomas DeGarmeaux, Executive Director · GFA Office: 515-220-8771 Residents Warmline: 515-310-DIAL (3425) / Toll Free +1 (877) 295-2535 Hereinafter: </w:t>
       </w:r>
       <w:r>
         <w:rPr>
@@ -2130,7 +2130,7 @@
         <w:spacing w:after="160"/>
       </w:pPr>
       <w:r>
-        <w:t xml:space="preserve">Authorized Organizational Representative Printed name and title: Dave Stout, President — Grace For Addictions, a 501(c)(3) Recovery Community Organization</w:t>
+        <w:t xml:space="preserve">Authorized Organizational Representative Printed name and title: Thomas DeGarmeaux, Executive Director — Grace For Addictions, a 501(c)(3) Recovery Community Organization</w:t>
       </w:r>
     </w:p>
     <w:p>
